--- a/TSL/Elenco Laser/Laser_rev.docx
+++ b/TSL/Elenco Laser/Laser_rev.docx
@@ -169,8 +169,6 @@
               </w:rPr>
               <w:t>OCCHIALE</w:t>
             </w:r>
-            <w:bookmarkStart w:id="0" w:name="_GoBack"/>
-            <w:bookmarkEnd w:id="0"/>
           </w:p>
         </w:tc>
       </w:tr>
@@ -535,6 +533,14 @@
               </w:rPr>
               <w:t xml:space="preserve">MRI </w:t>
             </w:r>
+            <w:r>
+              <w:rPr>
+                <w:rFonts w:asciiTheme="minorHAnsi" w:hAnsiTheme="minorHAnsi"/>
+              </w:rPr>
+              <w:t xml:space="preserve"> </w:t>
+            </w:r>
+            <w:bookmarkStart w:id="0" w:name="_GoBack"/>
+            <w:bookmarkEnd w:id="0"/>
           </w:p>
         </w:tc>
         <w:tc>
@@ -3241,9 +3247,12 @@
 </file>
 
 <file path=customXml/item1.xml><?xml version="1.0" encoding="utf-8"?>
-<p:properties xmlns:p="http://schemas.microsoft.com/office/2006/metadata/properties" xmlns:xsi="http://www.w3.org/2001/XMLSchema-instance" xmlns:pc="http://schemas.microsoft.com/office/infopath/2007/PartnerControls">
-  <documentManagement/>
-</p:properties>
+<?mso-contentType ?>
+<FormTemplates xmlns="http://schemas.microsoft.com/sharepoint/v3/contenttype/forms">
+  <Display>DocumentLibraryForm</Display>
+  <Edit>DocumentLibraryForm</Edit>
+  <New>DocumentLibraryForm</New>
+</FormTemplates>
 </file>
 
 <file path=customXml/item2.xml><?xml version="1.0" encoding="utf-8"?>
@@ -3476,12 +3485,9 @@
 </file>
 
 <file path=customXml/item3.xml><?xml version="1.0" encoding="utf-8"?>
-<?mso-contentType ?>
-<FormTemplates xmlns="http://schemas.microsoft.com/sharepoint/v3/contenttype/forms">
-  <Display>DocumentLibraryForm</Display>
-  <Edit>DocumentLibraryForm</Edit>
-  <New>DocumentLibraryForm</New>
-</FormTemplates>
+<p:properties xmlns:p="http://schemas.microsoft.com/office/2006/metadata/properties" xmlns:xsi="http://www.w3.org/2001/XMLSchema-instance" xmlns:pc="http://schemas.microsoft.com/office/infopath/2007/PartnerControls">
+  <documentManagement/>
+</p:properties>
 </file>
 
 <file path=customXml/item4.xml><?xml version="1.0" encoding="utf-8"?>
@@ -3489,10 +3495,9 @@
 </file>
 
 <file path=customXml/itemProps1.xml><?xml version="1.0" encoding="utf-8"?>
-<ds:datastoreItem xmlns:ds="http://schemas.openxmlformats.org/officeDocument/2006/customXml" ds:itemID="{86D60160-7F77-4790-BBC1-06F54245A358}">
+<ds:datastoreItem xmlns:ds="http://schemas.openxmlformats.org/officeDocument/2006/customXml" ds:itemID="{D4327F4F-D898-4359-8A66-1E91EEF94E64}">
   <ds:schemaRefs>
-    <ds:schemaRef ds:uri="http://schemas.microsoft.com/office/2006/metadata/properties"/>
-    <ds:schemaRef ds:uri="http://schemas.microsoft.com/office/infopath/2007/PartnerControls"/>
+    <ds:schemaRef ds:uri="http://schemas.microsoft.com/sharepoint/v3/contenttype/forms"/>
   </ds:schemaRefs>
 </ds:datastoreItem>
 </file>
@@ -3517,15 +3522,16 @@
 </file>
 
 <file path=customXml/itemProps3.xml><?xml version="1.0" encoding="utf-8"?>
-<ds:datastoreItem xmlns:ds="http://schemas.openxmlformats.org/officeDocument/2006/customXml" ds:itemID="{D4327F4F-D898-4359-8A66-1E91EEF94E64}">
+<ds:datastoreItem xmlns:ds="http://schemas.openxmlformats.org/officeDocument/2006/customXml" ds:itemID="{86D60160-7F77-4790-BBC1-06F54245A358}">
   <ds:schemaRefs>
-    <ds:schemaRef ds:uri="http://schemas.microsoft.com/sharepoint/v3/contenttype/forms"/>
+    <ds:schemaRef ds:uri="http://schemas.microsoft.com/office/2006/metadata/properties"/>
+    <ds:schemaRef ds:uri="http://schemas.microsoft.com/office/infopath/2007/PartnerControls"/>
   </ds:schemaRefs>
 </ds:datastoreItem>
 </file>
 
 <file path=customXml/itemProps4.xml><?xml version="1.0" encoding="utf-8"?>
-<ds:datastoreItem xmlns:ds="http://schemas.openxmlformats.org/officeDocument/2006/customXml" ds:itemID="{47A429DC-3448-4CFA-9902-191C66E5A0ED}">
+<ds:datastoreItem xmlns:ds="http://schemas.openxmlformats.org/officeDocument/2006/customXml" ds:itemID="{03682F74-2199-49F4-94A8-81BBE287A18A}">
   <ds:schemaRefs>
     <ds:schemaRef ds:uri="http://schemas.openxmlformats.org/officeDocument/2006/bibliography"/>
   </ds:schemaRefs>
